--- a/data/revised_2026-10_full/tracked/v2/Physics/SS2.1_Properties_of_Waves/Physics_Properties_of_Waves_SummaryTable_TRACKED.docx
+++ b/data/revised_2026-10_full/tracked/v2/Physics/SS2.1_Properties_of_Waves/Physics_Properties_of_Waves_SummaryTable_TRACKED.docx
@@ -1968,7 +1968,7 @@
               </w:rPr>
               <w:t xml:space="preserve">We watched</w:t>
             </w:r>
-            <w:del w:id="9001" w:author="Claude (AI) - proposed" w:date="2026-10-15T08:04:32Z">
+            <w:del w:id="9001" w:author="Claude (AI) - proposed" w:date="2026-10-18T00:32:17Z">
               <w:r>
                 <w:rPr>
                   <w:rFonts w:ascii="Arial" w:cs="Arial" w:eastAsia="Arial" w:hAnsi="Arial"/>
@@ -1996,7 +1996,7 @@
               </w:rPr>
               <w:t xml:space="preserve"> a moving sound source</w:t>
             </w:r>
-            <w:ins w:id="9002" w:author="Claude (AI) - proposed" w:date="2026-10-15T08:04:32Z">
+            <w:ins w:id="9002" w:author="Claude (AI) - proposed" w:date="2026-10-18T00:32:17Z">
               <w:r>
                 <w:rPr>
                   <w:rFonts w:ascii="Arial" w:cs="Arial" w:eastAsia="Arial" w:hAnsi="Arial"/>
@@ -2520,7 +2520,7 @@
         </w:rPr>
         <w:t xml:space="preserve">© 2026 SeaVuria and ARES. This work is licensed under a </w:t>
       </w:r>
-      <w:hyperlink w:history="1" r:id="rIdwvg1xk8qges3tiommoryi">
+      <w:hyperlink w:history="1" r:id="rIdcys9bpv2uxko9r9rsi-kh">
         <w:r>
           <w:rPr>
             <w:rFonts w:ascii="Arial" w:cs="Arial" w:eastAsia="Arial" w:hAnsi="Arial"/>
@@ -2540,7 +2540,7 @@
         </w:rPr>
         <w:t xml:space="preserve"> (</w:t>
       </w:r>
-      <w:hyperlink w:history="1" r:id="rIda_jrltezliaxvweutaru9">
+      <w:hyperlink w:history="1" r:id="rId4goduwc4q0mkmiclexrnu">
         <w:r>
           <w:rPr>
             <w:rFonts w:ascii="Arial" w:cs="Arial" w:eastAsia="Arial" w:hAnsi="Arial"/>
@@ -2560,7 +2560,7 @@
         </w:rPr>
         <w:t xml:space="preserve">). To view a copy of this license, visit </w:t>
       </w:r>
-      <w:hyperlink w:history="1" r:id="rIdkhlb8niesxwupptzilgh8">
+      <w:hyperlink w:history="1" r:id="rIdfrrgdo6xqwldcffiv-nxn">
         <w:r>
           <w:rPr>
             <w:rFonts w:ascii="Arial" w:cs="Arial" w:eastAsia="Arial" w:hAnsi="Arial"/>
